--- a/output/education/archive/2026-03-25_ai-clinical-reasoning/ai-clinical-reasoning_guide_facilitator.docx
+++ b/output/education/archive/2026-03-25_ai-clinical-reasoning/ai-clinical-reasoning_guide_facilitator.docx
@@ -103,9 +103,9 @@
         <w:tblLook w:firstColumn="1" w:firstRow="1" w:lastColumn="0" w:lastRow="0" w:noHBand="0" w:noVBand="1" w:val="04A0"/>
       </w:tblPr>
       <w:tblGrid>
-        <w:gridCol w:w="2880"/>
-        <w:gridCol w:w="2880"/>
-        <w:gridCol w:w="2880"/>
+        <w:gridCol w:w="850"/>
+        <w:gridCol w:w="1753"/>
+        <w:gridCol w:w="6479"/>
       </w:tblGrid>
       <w:tr>
         <w:tc>
@@ -801,10 +801,10 @@
         <w:tblLook w:firstColumn="1" w:firstRow="1" w:lastColumn="0" w:lastRow="0" w:noHBand="0" w:noVBand="1" w:val="04A0"/>
       </w:tblPr>
       <w:tblGrid>
-        <w:gridCol w:w="2160"/>
-        <w:gridCol w:w="2160"/>
-        <w:gridCol w:w="2160"/>
-        <w:gridCol w:w="2160"/>
+        <w:gridCol w:w="850"/>
+        <w:gridCol w:w="2023"/>
+        <w:gridCol w:w="3984"/>
+        <w:gridCol w:w="2697"/>
       </w:tblGrid>
       <w:tr>
         <w:tc>
@@ -1369,9 +1369,9 @@
         <w:tblLook w:firstColumn="1" w:firstRow="1" w:lastColumn="0" w:lastRow="0" w:noHBand="0" w:noVBand="1" w:val="04A0"/>
       </w:tblPr>
       <w:tblGrid>
-        <w:gridCol w:w="2880"/>
-        <w:gridCol w:w="2880"/>
-        <w:gridCol w:w="2880"/>
+        <w:gridCol w:w="850"/>
+        <w:gridCol w:w="6287"/>
+        <w:gridCol w:w="1976"/>
       </w:tblGrid>
       <w:tr>
         <w:tc>
@@ -1659,9 +1659,9 @@
         <w:tblLook w:firstColumn="1" w:firstRow="1" w:lastColumn="0" w:lastRow="0" w:noHBand="0" w:noVBand="1" w:val="04A0"/>
       </w:tblPr>
       <w:tblGrid>
-        <w:gridCol w:w="2880"/>
-        <w:gridCol w:w="2880"/>
-        <w:gridCol w:w="2880"/>
+        <w:gridCol w:w="1779"/>
+        <w:gridCol w:w="2134"/>
+        <w:gridCol w:w="5158"/>
       </w:tblGrid>
       <w:tr>
         <w:tc>
@@ -1888,9 +1888,9 @@
         <w:tblLook w:firstColumn="1" w:firstRow="1" w:lastColumn="0" w:lastRow="0" w:noHBand="0" w:noVBand="1" w:val="04A0"/>
       </w:tblPr>
       <w:tblGrid>
-        <w:gridCol w:w="2880"/>
-        <w:gridCol w:w="2880"/>
-        <w:gridCol w:w="2880"/>
+        <w:gridCol w:w="2204"/>
+        <w:gridCol w:w="1780"/>
+        <w:gridCol w:w="5086"/>
       </w:tblGrid>
       <w:tr>
         <w:tc>
